--- a/Task1_report.docx
+++ b/Task1_report.docx
@@ -1984,70 +1984,94 @@
           <w:szCs w:val="24"/>
         </w:rPr>
       </w:pPr>
-      <w:r>
-        <w:rPr>
-          <w:rFonts w:ascii="Times New Roman" w:hAnsi="Times New Roman" w:cs="Times New Roman"/>
-          <w:sz w:val="24"/>
-          <w:szCs w:val="24"/>
-        </w:rPr>
-        <w:t>Paste your GitHub repository link here.</w:t>
-      </w:r>
-    </w:p>
-    <w:p>
-      <w:pPr>
-        <w:jc w:val="both"/>
-        <w:rPr>
-          <w:rFonts w:ascii="Times New Roman" w:hAnsi="Times New Roman" w:cs="Times New Roman"/>
-          <w:sz w:val="24"/>
-          <w:szCs w:val="24"/>
-        </w:rPr>
-      </w:pPr>
+      <w:hyperlink r:id="rId9" w:history="1">
+        <w:r>
+          <w:rPr>
+            <w:rStyle w:val="Hyperlink"/>
+            <w:rFonts w:ascii="Times New Roman" w:hAnsi="Times New Roman" w:cs="Times New Roman"/>
+            <w:sz w:val="24"/>
+            <w:szCs w:val="24"/>
+          </w:rPr>
+          <w:t>https://github.com/naveenapatel08-a11y/Task1-Temperature-Monitor.git</w:t>
+        </w:r>
+      </w:hyperlink>
+    </w:p>
+    <w:p>
+      <w:pPr>
+        <w:jc w:val="both"/>
+        <w:rPr>
+          <w:rFonts w:ascii="Times New Roman" w:hAnsi="Times New Roman" w:cs="Times New Roman"/>
+          <w:sz w:val="24"/>
+          <w:szCs w:val="24"/>
+        </w:rPr>
+      </w:pPr>
+      <w:r>
+        <w:rPr>
+          <w:rFonts w:ascii="Times New Roman" w:hAnsi="Times New Roman" w:cs="Times New Roman"/>
+          <w:sz w:val="24"/>
+          <w:szCs w:val="24"/>
+        </w:rPr>
+        <w:t>________________________________________</w:t>
+      </w:r>
+    </w:p>
+    <w:p>
+      <w:pPr>
+        <w:jc w:val="both"/>
+        <w:rPr>
+          <w:rFonts w:ascii="Times New Roman" w:hAnsi="Times New Roman" w:cs="Times New Roman"/>
+          <w:sz w:val="24"/>
+          <w:szCs w:val="24"/>
+        </w:rPr>
+      </w:pPr>
+      <w:r>
+        <w:rPr>
+          <w:rFonts w:ascii="Times New Roman" w:hAnsi="Times New Roman" w:cs="Times New Roman"/>
+          <w:sz w:val="24"/>
+          <w:szCs w:val="24"/>
+        </w:rPr>
+        <w:t>11. Demo Video Link</w:t>
+      </w:r>
+    </w:p>
+    <w:p>
+      <w:pPr>
+        <w:jc w:val="both"/>
+        <w:rPr>
+          <w:rFonts w:ascii="Times New Roman" w:hAnsi="Times New Roman" w:cs="Times New Roman"/>
+          <w:sz w:val="24"/>
+          <w:szCs w:val="24"/>
+        </w:rPr>
+      </w:pPr>
+      <w:hyperlink r:id="rId10" w:history="1">
+        <w:r>
+          <w:rPr>
+            <w:rStyle w:val="Hyperlink"/>
+            <w:rFonts w:ascii="Times New Roman" w:hAnsi="Times New Roman" w:cs="Times New Roman"/>
+            <w:sz w:val="24"/>
+            <w:szCs w:val="24"/>
+          </w:rPr>
+          <w:t>https://drive.google.com/file/d/1WSAaFM9sau</w:t>
+        </w:r>
+        <w:r>
+          <w:rPr>
+            <w:rStyle w:val="Hyperlink"/>
+            <w:rFonts w:ascii="Times New Roman" w:hAnsi="Times New Roman" w:cs="Times New Roman"/>
+            <w:sz w:val="24"/>
+            <w:szCs w:val="24"/>
+          </w:rPr>
+          <w:t>h</w:t>
+        </w:r>
+        <w:r>
+          <w:rPr>
+            <w:rStyle w:val="Hyperlink"/>
+            <w:rFonts w:ascii="Times New Roman" w:hAnsi="Times New Roman" w:cs="Times New Roman"/>
+            <w:sz w:val="24"/>
+            <w:szCs w:val="24"/>
+          </w:rPr>
+          <w:t>7gHuUTLk5z4L6JYCnuLPl/view?usp=drive_link</w:t>
+        </w:r>
+      </w:hyperlink>
       <w:bookmarkStart w:id="0" w:name="_GoBack"/>
       <w:bookmarkEnd w:id="0"/>
-      <w:r>
-        <w:rPr>
-          <w:rFonts w:ascii="Times New Roman" w:hAnsi="Times New Roman" w:cs="Times New Roman"/>
-          <w:sz w:val="24"/>
-          <w:szCs w:val="24"/>
-        </w:rPr>
-        <w:t>________________________________________</w:t>
-      </w:r>
-    </w:p>
-    <w:p>
-      <w:pPr>
-        <w:jc w:val="both"/>
-        <w:rPr>
-          <w:rFonts w:ascii="Times New Roman" w:hAnsi="Times New Roman" w:cs="Times New Roman"/>
-          <w:sz w:val="24"/>
-          <w:szCs w:val="24"/>
-        </w:rPr>
-      </w:pPr>
-      <w:r>
-        <w:rPr>
-          <w:rFonts w:ascii="Times New Roman" w:hAnsi="Times New Roman" w:cs="Times New Roman"/>
-          <w:sz w:val="24"/>
-          <w:szCs w:val="24"/>
-        </w:rPr>
-        <w:t>11. Demo Video Link</w:t>
-      </w:r>
-    </w:p>
-    <w:p>
-      <w:pPr>
-        <w:jc w:val="both"/>
-        <w:rPr>
-          <w:rFonts w:ascii="Times New Roman" w:hAnsi="Times New Roman" w:cs="Times New Roman"/>
-          <w:sz w:val="24"/>
-          <w:szCs w:val="24"/>
-        </w:rPr>
-      </w:pPr>
-      <w:r>
-        <w:rPr>
-          <w:rFonts w:ascii="Times New Roman" w:hAnsi="Times New Roman" w:cs="Times New Roman"/>
-          <w:sz w:val="24"/>
-          <w:szCs w:val="24"/>
-        </w:rPr>
-        <w:t>https://drive.google.com/file/d/1WSAaFM9sauh7gHuUTLk5z4L6JYCnuLPl/view?usp=sharing</w:t>
-      </w:r>
     </w:p>
     <w:sectPr>
       <w:pgSz w:w="11906" w:h="16838"/>
@@ -2480,6 +2504,29 @@
     <w:semiHidden/>
     <w:unhideWhenUsed/>
   </w:style>
+  <w:style w:type="character" w:styleId="Hyperlink">
+    <w:name w:val="Hyperlink"/>
+    <w:basedOn w:val="DefaultParagraphFont"/>
+    <w:uiPriority w:val="99"/>
+    <w:unhideWhenUsed/>
+    <w:rsid w:val="009521D8"/>
+    <w:rPr>
+      <w:color w:val="0563C1" w:themeColor="hyperlink"/>
+      <w:u w:val="single"/>
+    </w:rPr>
+  </w:style>
+  <w:style w:type="character" w:styleId="FollowedHyperlink">
+    <w:name w:val="FollowedHyperlink"/>
+    <w:basedOn w:val="DefaultParagraphFont"/>
+    <w:uiPriority w:val="99"/>
+    <w:semiHidden/>
+    <w:unhideWhenUsed/>
+    <w:rsid w:val="004838D7"/>
+    <w:rPr>
+      <w:color w:val="954F72" w:themeColor="followedHyperlink"/>
+      <w:u w:val="single"/>
+    </w:rPr>
+  </w:style>
 </w:styles>
 </file>
 
